--- a/CONTOSO01LABS Connection policy.docx
+++ b/CONTOSO01LABS Connection policy.docx
@@ -4,24 +4,20 @@
   <w:body>
     <w:p>
       <w:pPr>
-        <w:rPr>
-          <w:b/>
-          <w:bCs/>
-        </w:rPr>
-      </w:pPr>
-      <w:r>
-        <w:rPr>
-          <w:b/>
-          <w:bCs/>
-        </w:rPr>
+        <w:pStyle w:val="Heading1"/>
+        <w:jc w:val="center"/>
+      </w:pPr>
+      <w:r>
         <w:t>CONTOSO01LABS</w:t>
       </w:r>
-      <w:r>
-        <w:rPr>
-          <w:b/>
-          <w:bCs/>
-        </w:rPr>
-        <w:t xml:space="preserve"> System Connection Policy and Assessment Checklist</w:t>
+    </w:p>
+    <w:p>
+      <w:pPr>
+        <w:pStyle w:val="Heading1"/>
+        <w:jc w:val="center"/>
+      </w:pPr>
+      <w:r>
+        <w:t>System Connection Policy and Assessment Checklist</w:t>
       </w:r>
     </w:p>
     <w:p>
@@ -63,13 +59,19 @@
         <w:t xml:space="preserve"> </w:t>
       </w:r>
       <w:r>
-        <w:t>The purpose of this policy is to establish a structured and standardized framework for assessing and approving systems for connection to the [</w:t>
+        <w:t xml:space="preserve">The purpose of this policy is to establish a structured and standardized framework for assessing and approving systems for connection to the </w:t>
       </w:r>
       <w:r>
         <w:t>CONTOSO01LABS</w:t>
       </w:r>
       <w:r>
-        <w:t xml:space="preserve"> System Name/Network]. This policy is designed to:</w:t>
+        <w:t xml:space="preserve"> </w:t>
+      </w:r>
+      <w:r>
+        <w:t>Network</w:t>
+      </w:r>
+      <w:r>
+        <w:t>. This policy is designed to:</w:t>
       </w:r>
     </w:p>
     <w:p>
@@ -195,23 +197,7 @@
       </w:r>
       <w:r>
         <w:br/>
-        <w:t xml:space="preserve">Facilitate efficient system review and approval processes </w:t>
-      </w:r>
-      <w:proofErr w:type="gramStart"/>
-      <w:r>
-        <w:t>through the use of</w:t>
-      </w:r>
-      <w:proofErr w:type="gramEnd"/>
-      <w:r>
-        <w:t xml:space="preserve"> standardized criteria, checklists, and workflows. This ensures timely and effective decision-making while reducing </w:t>
-      </w:r>
-      <w:proofErr w:type="gramStart"/>
-      <w:r>
-        <w:t>administrative</w:t>
-      </w:r>
-      <w:proofErr w:type="gramEnd"/>
-      <w:r>
-        <w:t xml:space="preserve"> burden.</w:t>
+        <w:t>Facilitate efficient system review and approval processes through the use of standardized criteria, checklists, and workflows. This ensures timely and effective decision-making while reducing administrative burden.</w:t>
       </w:r>
     </w:p>
     <w:p>
@@ -3262,25 +3248,7 @@
           <w:kern w:val="0"/>
           <w14:ligatures w14:val="none"/>
         </w:rPr>
-        <w:t xml:space="preserve">The connection request and review process </w:t>
-      </w:r>
-      <w:proofErr w:type="gramStart"/>
-      <w:r>
-        <w:rPr>
-          <w:rFonts w:ascii="Times New Roman" w:eastAsia="Times New Roman" w:hAnsi="Times New Roman" w:cs="Times New Roman"/>
-          <w:kern w:val="0"/>
-          <w14:ligatures w14:val="none"/>
-        </w:rPr>
-        <w:t>is</w:t>
-      </w:r>
-      <w:proofErr w:type="gramEnd"/>
-      <w:r>
-        <w:rPr>
-          <w:rFonts w:ascii="Times New Roman" w:eastAsia="Times New Roman" w:hAnsi="Times New Roman" w:cs="Times New Roman"/>
-          <w:kern w:val="0"/>
-          <w14:ligatures w14:val="none"/>
-        </w:rPr>
-        <w:t xml:space="preserve"> designed to ensure that all systems seeking access to the </w:t>
+        <w:t xml:space="preserve">The connection request and review process is designed to ensure that all systems seeking access to the </w:t>
       </w:r>
       <w:r>
         <w:rPr>
@@ -4716,25 +4684,7 @@
           <w:kern w:val="0"/>
           <w14:ligatures w14:val="none"/>
         </w:rPr>
-        <w:t xml:space="preserve"> that outlines specific deficiencies and </w:t>
-      </w:r>
-      <w:proofErr w:type="gramStart"/>
-      <w:r>
-        <w:rPr>
-          <w:rFonts w:ascii="Times New Roman" w:eastAsia="Times New Roman" w:hAnsi="Times New Roman" w:cs="Times New Roman"/>
-          <w:kern w:val="0"/>
-          <w14:ligatures w14:val="none"/>
-        </w:rPr>
-        <w:t>required</w:t>
-      </w:r>
-      <w:proofErr w:type="gramEnd"/>
-      <w:r>
-        <w:rPr>
-          <w:rFonts w:ascii="Times New Roman" w:eastAsia="Times New Roman" w:hAnsi="Times New Roman" w:cs="Times New Roman"/>
-          <w:kern w:val="0"/>
-          <w14:ligatures w14:val="none"/>
-        </w:rPr>
-        <w:t xml:space="preserve"> corrective actions.</w:t>
+        <w:t xml:space="preserve"> that outlines specific deficiencies and required corrective actions.</w:t>
       </w:r>
     </w:p>
     <w:p>
@@ -5196,18 +5146,8 @@
           <w:kern w:val="0"/>
           <w14:ligatures w14:val="none"/>
         </w:rPr>
-        <w:t xml:space="preserve">make each section more </w:t>
-      </w:r>
-      <w:proofErr w:type="spellStart"/>
-      <w:r>
-        <w:rPr>
-          <w:rFonts w:ascii="Times New Roman" w:eastAsia="Times New Roman" w:hAnsi="Times New Roman" w:cs="Times New Roman"/>
-          <w:kern w:val="0"/>
-          <w14:ligatures w14:val="none"/>
-        </w:rPr>
-        <w:t>fetailed</w:t>
-      </w:r>
-      <w:proofErr w:type="spellEnd"/>
+        <w:t>make each section more fetailed</w:t>
+      </w:r>
     </w:p>
     <w:p>
       <w:pPr>
